--- a/media/R2499/output_dir/wtd/问题详情表.docx
+++ b/media/R2499/output_dir/wtd/问题详情表.docx
@@ -163,7 +163,22 @@
                 <w:rFonts w:hint="eastAsia"/>
                 <w:szCs w:val="21"/>
               </w:rPr>
-              <w:t xml:space="preserve">某测试项目软件DM/V1.0</w:t>
+              <w:t xml:space="preserve">某测试项目软件DM/V1.01</w:t>
+            </w:r>
+          </w:p>
+          <w:p>
+            <w:pPr>
+              <w:jc w:val="center"/>
+              <w:rPr>
+                <w:szCs w:val="21"/>
+              </w:rPr>
+            </w:pPr>
+            <w:r>
+              <w:rPr>
+                <w:rFonts w:hint="eastAsia"/>
+                <w:szCs w:val="21"/>
+              </w:rPr>
+              <w:t xml:space="preserve">某测试项目软件DM/V1.01</w:t>
             </w:r>
           </w:p>
         </w:tc>
@@ -345,7 +360,7 @@
                 <w:rFonts w:hint="eastAsia"/>
                 <w:szCs w:val="21"/>
               </w:rPr>
-              <w:t xml:space="preserve">YL_FT_CSH_002</w:t>
+              <w:t xml:space="preserve">YL_SU_CSH_001，YL_SU_CSH_002</w:t>
             </w:r>
           </w:p>
         </w:tc>
@@ -1071,7 +1086,21 @@
                 <w:rFonts w:hint="eastAsia"/>
                 <w:lang w:bidi="ar"/>
               </w:rPr>
-              <w:t xml:space="preserve">需求规格说明-3.1.1章节:某初始化功能描述</w:t>
+              <w:t xml:space="preserve">需求规格说明1-3.1.1章节:某初始化功能描述</w:t>
+            </w:r>
+          </w:p>
+          <w:p>
+            <w:pPr>
+              <w:rPr>
+                <w:lang w:bidi="ar"/>
+              </w:rPr>
+            </w:pPr>
+            <w:r>
+              <w:rPr>
+                <w:rFonts w:hint="eastAsia"/>
+                <w:lang w:bidi="ar"/>
+              </w:rPr>
+              <w:t xml:space="preserve">需求规格说明1-3.1.1章节:某初始化功能描述</w:t>
             </w:r>
           </w:p>
           <w:p>
